--- a/public/templates/field-report-template.docx
+++ b/public/templates/field-report-template.docx
@@ -3170,6 +3170,22 @@
       </w:pPr>
     </w:lvl>
   </w:abstractNum>
+  <w:abstractNum w:abstractNumId="100">
+    <w:multiLevelType w:val="singleLevel"/>
+    <w:lvl w:ilvl="0">
+      <w:start w:val="1"/>
+      <w:numFmt w:val="decimal"/>
+      <w:suff w:val="space"/>
+      <w:lvlText w:val="%1.)"/>
+      <w:lvlJc w:val="left"/>
+      <w:pPr>
+        <w:ind w:left="0" w:firstLine="0"/>
+      </w:pPr>
+      <w:rPr>
+        <w:rFonts w:ascii="Futura Bk BT" w:hAnsi="Futura Bk BT"/>
+      </w:rPr>
+    </w:lvl>
+  </w:abstractNum>
   <w:num w:numId="1" w16cid:durableId="358554890">
     <w:abstractNumId w:val="0"/>
     <w:lvlOverride w:ilvl="0">
@@ -3256,6 +3272,9 @@
   </w:num>
   <w:num w:numId="24" w16cid:durableId="2056923221">
     <w:abstractNumId w:val="17"/>
+  </w:num>
+  <w:num w:numId="100">
+    <w:abstractNumId w:val="100"/>
   </w:num>
 </w:numbering>
 </file>
